--- a/03-Communication-and-Teamwork/Meetings/Minutes/Team-Meetings/Meeting Minutes 2025-10-16 (Team).docx
+++ b/03-Communication-and-Teamwork/Meetings/Minutes/Team-Meetings/Meeting Minutes 2025-10-16 (Team).docx
@@ -48,7 +48,7 @@
         <w:tc>
           <w:tcPr>
             <w:tcW w:w="2952" w:type="dxa"/>
-            <w:shd w:val="clear" w:color="auto" w:fill="D9D9D9"/>
+            <w:shd w:val="clear" w:color="auto" w:fill="D9D9D9" w:themeFill="background1" w:themeFillShade="D9"/>
             <w:vAlign w:val="center"/>
           </w:tcPr>
           <w:p>
@@ -78,7 +78,7 @@
           <w:tcPr>
             <w:tcW w:w="7038" w:type="dxa"/>
             <w:gridSpan w:val="2"/>
-            <w:shd w:val="clear" w:color="auto" w:fill="D9D9D9"/>
+            <w:shd w:val="clear" w:color="auto" w:fill="D9D9D9" w:themeFill="background1" w:themeFillShade="D9"/>
             <w:vAlign w:val="center"/>
           </w:tcPr>
           <w:p>
@@ -102,7 +102,7 @@
         <w:tc>
           <w:tcPr>
             <w:tcW w:w="2952" w:type="dxa"/>
-            <w:shd w:val="clear" w:color="auto" w:fill="D9D9D9"/>
+            <w:shd w:val="clear" w:color="auto" w:fill="D9D9D9" w:themeFill="background1" w:themeFillShade="D9"/>
             <w:vAlign w:val="center"/>
           </w:tcPr>
           <w:p>
@@ -125,7 +125,7 @@
           <w:tcPr>
             <w:tcW w:w="7038" w:type="dxa"/>
             <w:gridSpan w:val="2"/>
-            <w:shd w:val="clear" w:color="auto" w:fill="D9D9D9"/>
+            <w:shd w:val="clear" w:color="auto" w:fill="D9D9D9" w:themeFill="background1" w:themeFillShade="D9"/>
             <w:vAlign w:val="center"/>
           </w:tcPr>
           <w:p>
@@ -151,7 +151,7 @@
         <w:tc>
           <w:tcPr>
             <w:tcW w:w="2952" w:type="dxa"/>
-            <w:shd w:val="clear" w:color="auto" w:fill="D9D9D9"/>
+            <w:shd w:val="clear" w:color="auto" w:fill="D9D9D9" w:themeFill="background1" w:themeFillShade="D9"/>
             <w:vAlign w:val="center"/>
           </w:tcPr>
           <w:p>
@@ -181,7 +181,7 @@
           <w:tcPr>
             <w:tcW w:w="7038" w:type="dxa"/>
             <w:gridSpan w:val="2"/>
-            <w:shd w:val="clear" w:color="auto" w:fill="D9D9D9"/>
+            <w:shd w:val="clear" w:color="auto" w:fill="D9D9D9" w:themeFill="background1" w:themeFillShade="D9"/>
             <w:vAlign w:val="center"/>
           </w:tcPr>
           <w:p>
@@ -322,7 +322,13 @@
               <w:rPr>
                 <w:rFonts w:ascii="Calibri" w:hAnsi="Calibri" w:cs="Calibri"/>
               </w:rPr>
-              <w:t>15</w:t>
+              <w:t>1</w:t>
+            </w:r>
+            <w:r>
+              <w:rPr>
+                <w:rFonts w:ascii="Calibri" w:hAnsi="Calibri" w:cs="Calibri"/>
+              </w:rPr>
+              <w:t>6</w:t>
             </w:r>
             <w:r>
               <w:rPr>
@@ -1556,7 +1562,13 @@
               <w:rPr>
                 <w:rFonts w:ascii="Calibri" w:hAnsi="Calibri" w:cs="Calibri"/>
               </w:rPr>
-              <w:t>Rate issues and/or concerns</w:t>
+              <w:t>Raise</w:t>
+            </w:r>
+            <w:r>
+              <w:rPr>
+                <w:rFonts w:ascii="Calibri" w:hAnsi="Calibri" w:cs="Calibri"/>
+              </w:rPr>
+              <w:t xml:space="preserve"> issues and/or concerns</w:t>
             </w:r>
           </w:p>
         </w:tc>
@@ -1800,8 +1812,8 @@
       </w:tblPr>
       <w:tblGrid>
         <w:gridCol w:w="540"/>
-        <w:gridCol w:w="5400"/>
-        <w:gridCol w:w="1530"/>
+        <w:gridCol w:w="4847"/>
+        <w:gridCol w:w="2083"/>
         <w:gridCol w:w="2520"/>
       </w:tblGrid>
       <w:tr>
@@ -1828,7 +1840,7 @@
         </w:tc>
         <w:tc>
           <w:tcPr>
-            <w:tcW w:w="5400" w:type="dxa"/>
+            <w:tcW w:w="4847" w:type="dxa"/>
             <w:shd w:val="clear" w:color="auto" w:fill="D9D9D9"/>
           </w:tcPr>
           <w:p>
@@ -1849,7 +1861,7 @@
         </w:tc>
         <w:tc>
           <w:tcPr>
-            <w:tcW w:w="1530" w:type="dxa"/>
+            <w:tcW w:w="2083" w:type="dxa"/>
             <w:shd w:val="clear" w:color="auto" w:fill="D9D9D9"/>
           </w:tcPr>
           <w:p>
@@ -1911,74 +1923,26 @@
         </w:tc>
         <w:tc>
           <w:tcPr>
-            <w:tcW w:w="5400" w:type="dxa"/>
-            <w:vAlign w:val="center"/>
-          </w:tcPr>
-          <w:p>
-            <w:pPr>
-              <w:rPr>
-                <w:rFonts w:ascii="Calibri" w:hAnsi="Calibri" w:cs="Calibri"/>
-              </w:rPr>
-            </w:pPr>
-            <w:r>
-              <w:rPr>
-                <w:rFonts w:ascii="Calibri" w:hAnsi="Calibri" w:cs="Calibri"/>
-              </w:rPr>
-              <w:t xml:space="preserve">Intro/Team </w:t>
-            </w:r>
-            <w:r>
-              <w:rPr>
-                <w:rFonts w:ascii="Calibri" w:hAnsi="Calibri" w:cs="Calibri"/>
-              </w:rPr>
-              <w:t>M</w:t>
-            </w:r>
-            <w:r>
-              <w:rPr>
-                <w:rFonts w:ascii="Calibri" w:hAnsi="Calibri" w:cs="Calibri"/>
-              </w:rPr>
-              <w:t>embers</w:t>
-            </w:r>
-            <w:r>
-              <w:rPr>
-                <w:rFonts w:ascii="Calibri" w:hAnsi="Calibri" w:cs="Calibri"/>
-              </w:rPr>
-              <w:t>, B</w:t>
-            </w:r>
-            <w:r>
-              <w:rPr>
-                <w:rFonts w:ascii="Calibri" w:hAnsi="Calibri" w:cs="Calibri"/>
-              </w:rPr>
-              <w:t>ackground</w:t>
-            </w:r>
-            <w:r>
-              <w:rPr>
-                <w:rFonts w:ascii="Calibri" w:hAnsi="Calibri" w:cs="Calibri"/>
-              </w:rPr>
-              <w:t>,</w:t>
-            </w:r>
-            <w:r>
-              <w:rPr>
-                <w:rFonts w:ascii="Calibri" w:hAnsi="Calibri" w:cs="Calibri"/>
-              </w:rPr>
-              <w:t xml:space="preserve"> </w:t>
-            </w:r>
-            <w:r>
-              <w:rPr>
-                <w:rFonts w:ascii="Calibri" w:hAnsi="Calibri" w:cs="Calibri"/>
-              </w:rPr>
-              <w:t>R</w:t>
-            </w:r>
-            <w:r>
-              <w:rPr>
-                <w:rFonts w:ascii="Calibri" w:hAnsi="Calibri" w:cs="Calibri"/>
-              </w:rPr>
-              <w:t>ationale</w:t>
-            </w:r>
-          </w:p>
-        </w:tc>
-        <w:tc>
-          <w:tcPr>
-            <w:tcW w:w="1530" w:type="dxa"/>
+            <w:tcW w:w="4847" w:type="dxa"/>
+            <w:vAlign w:val="center"/>
+          </w:tcPr>
+          <w:p>
+            <w:pPr>
+              <w:rPr>
+                <w:rFonts w:ascii="Calibri" w:hAnsi="Calibri" w:cs="Calibri"/>
+              </w:rPr>
+            </w:pPr>
+            <w:r>
+              <w:rPr>
+                <w:rFonts w:ascii="Calibri" w:hAnsi="Calibri" w:cs="Calibri"/>
+              </w:rPr>
+              <w:t>Intro/Team Members, Background, Rationale</w:t>
+            </w:r>
+          </w:p>
+        </w:tc>
+        <w:tc>
+          <w:tcPr>
+            <w:tcW w:w="2083" w:type="dxa"/>
             <w:vAlign w:val="center"/>
           </w:tcPr>
           <w:p>
@@ -2010,7 +1974,7 @@
               <w:rPr>
                 <w:rFonts w:ascii="Calibri" w:hAnsi="Calibri" w:cs="Calibri"/>
               </w:rPr>
-              <w:t>23/10/2025</w:t>
+              <w:t>Completed</w:t>
             </w:r>
           </w:p>
         </w:tc>
@@ -2036,7 +2000,7 @@
         </w:tc>
         <w:tc>
           <w:tcPr>
-            <w:tcW w:w="5400" w:type="dxa"/>
+            <w:tcW w:w="4847" w:type="dxa"/>
             <w:vAlign w:val="center"/>
           </w:tcPr>
           <w:p>
@@ -2055,7 +2019,7 @@
         </w:tc>
         <w:tc>
           <w:tcPr>
-            <w:tcW w:w="1530" w:type="dxa"/>
+            <w:tcW w:w="2083" w:type="dxa"/>
             <w:vAlign w:val="center"/>
           </w:tcPr>
           <w:p>
@@ -2086,7 +2050,7 @@
               <w:rPr>
                 <w:rFonts w:ascii="Calibri" w:hAnsi="Calibri" w:cs="Calibri"/>
               </w:rPr>
-              <w:t>23/10/2025</w:t>
+              <w:t>Completed</w:t>
             </w:r>
           </w:p>
         </w:tc>
@@ -2112,7 +2076,7 @@
         </w:tc>
         <w:tc>
           <w:tcPr>
-            <w:tcW w:w="5400" w:type="dxa"/>
+            <w:tcW w:w="4847" w:type="dxa"/>
             <w:vAlign w:val="center"/>
           </w:tcPr>
           <w:p>
@@ -2131,21 +2095,23 @@
         </w:tc>
         <w:tc>
           <w:tcPr>
-            <w:tcW w:w="1530" w:type="dxa"/>
-            <w:vAlign w:val="center"/>
-          </w:tcPr>
-          <w:p>
-            <w:pPr>
-              <w:rPr>
-                <w:rFonts w:ascii="Calibri" w:hAnsi="Calibri" w:cs="Calibri"/>
-              </w:rPr>
-            </w:pPr>
+            <w:tcW w:w="2083" w:type="dxa"/>
+            <w:vAlign w:val="center"/>
+          </w:tcPr>
+          <w:p>
+            <w:pPr>
+              <w:rPr>
+                <w:rFonts w:ascii="Calibri" w:hAnsi="Calibri" w:cs="Calibri"/>
+              </w:rPr>
+            </w:pPr>
+            <w:proofErr w:type="spellStart"/>
             <w:r>
               <w:rPr>
                 <w:rFonts w:ascii="Calibri" w:hAnsi="Calibri" w:cs="Calibri"/>
               </w:rPr>
               <w:t>Zaf</w:t>
             </w:r>
+            <w:proofErr w:type="spellEnd"/>
           </w:p>
         </w:tc>
         <w:tc>
@@ -2162,7 +2128,7 @@
               <w:rPr>
                 <w:rFonts w:ascii="Calibri" w:hAnsi="Calibri" w:cs="Calibri"/>
               </w:rPr>
-              <w:t>23/10/2025</w:t>
+              <w:t>Completed</w:t>
             </w:r>
           </w:p>
         </w:tc>
@@ -2188,7 +2154,7 @@
         </w:tc>
         <w:tc>
           <w:tcPr>
-            <w:tcW w:w="5400" w:type="dxa"/>
+            <w:tcW w:w="4847" w:type="dxa"/>
             <w:vAlign w:val="center"/>
           </w:tcPr>
           <w:p>
@@ -2207,7 +2173,7 @@
         </w:tc>
         <w:tc>
           <w:tcPr>
-            <w:tcW w:w="1530" w:type="dxa"/>
+            <w:tcW w:w="2083" w:type="dxa"/>
             <w:vAlign w:val="center"/>
           </w:tcPr>
           <w:p>
@@ -2238,7 +2204,7 @@
               <w:rPr>
                 <w:rFonts w:ascii="Calibri" w:hAnsi="Calibri" w:cs="Calibri"/>
               </w:rPr>
-              <w:t>23/10/2025</w:t>
+              <w:t>Completed</w:t>
             </w:r>
           </w:p>
         </w:tc>
@@ -2264,32 +2230,20 @@
         </w:tc>
         <w:tc>
           <w:tcPr>
-            <w:tcW w:w="5400" w:type="dxa"/>
-            <w:vAlign w:val="center"/>
-          </w:tcPr>
-          <w:p>
-            <w:pPr>
-              <w:rPr>
-                <w:rFonts w:ascii="Calibri" w:hAnsi="Calibri" w:cs="Calibri"/>
-              </w:rPr>
-            </w:pPr>
-            <w:r>
-              <w:rPr>
-                <w:rFonts w:ascii="Calibri" w:hAnsi="Calibri" w:cs="Calibri"/>
-              </w:rPr>
-              <w:t>Artefacts/</w:t>
-            </w:r>
-            <w:r>
-              <w:rPr>
-                <w:rFonts w:ascii="Calibri" w:hAnsi="Calibri" w:cs="Calibri"/>
-              </w:rPr>
-              <w:t>G</w:t>
-            </w:r>
-            <w:r>
-              <w:rPr>
-                <w:rFonts w:ascii="Calibri" w:hAnsi="Calibri" w:cs="Calibri"/>
-              </w:rPr>
-              <w:t>raph</w:t>
+            <w:tcW w:w="4847" w:type="dxa"/>
+            <w:vAlign w:val="center"/>
+          </w:tcPr>
+          <w:p>
+            <w:pPr>
+              <w:rPr>
+                <w:rFonts w:ascii="Calibri" w:hAnsi="Calibri" w:cs="Calibri"/>
+              </w:rPr>
+            </w:pPr>
+            <w:r>
+              <w:rPr>
+                <w:rFonts w:ascii="Calibri" w:hAnsi="Calibri" w:cs="Calibri"/>
+              </w:rPr>
+              <w:t>Artefacts/Graph</w:t>
             </w:r>
             <w:r>
               <w:rPr>
@@ -2301,7 +2255,7 @@
         </w:tc>
         <w:tc>
           <w:tcPr>
-            <w:tcW w:w="1530" w:type="dxa"/>
+            <w:tcW w:w="2083" w:type="dxa"/>
             <w:vAlign w:val="center"/>
           </w:tcPr>
           <w:p>
@@ -2332,7 +2286,7 @@
               <w:rPr>
                 <w:rFonts w:ascii="Calibri" w:hAnsi="Calibri" w:cs="Calibri"/>
               </w:rPr>
-              <w:t>23/10/2025</w:t>
+              <w:t>Completed</w:t>
             </w:r>
           </w:p>
         </w:tc>
@@ -2358,26 +2312,26 @@
         </w:tc>
         <w:tc>
           <w:tcPr>
-            <w:tcW w:w="5400" w:type="dxa"/>
-            <w:vAlign w:val="center"/>
-          </w:tcPr>
-          <w:p>
-            <w:pPr>
-              <w:rPr>
-                <w:rFonts w:ascii="Calibri" w:hAnsi="Calibri" w:cs="Calibri"/>
-              </w:rPr>
-            </w:pPr>
-            <w:r>
-              <w:rPr>
-                <w:rFonts w:ascii="Calibri" w:hAnsi="Calibri" w:cs="Calibri"/>
-              </w:rPr>
-              <w:t xml:space="preserve">Project Impact, Lessons Learnt </w:t>
-            </w:r>
-          </w:p>
-        </w:tc>
-        <w:tc>
-          <w:tcPr>
-            <w:tcW w:w="1530" w:type="dxa"/>
+            <w:tcW w:w="4847" w:type="dxa"/>
+            <w:vAlign w:val="center"/>
+          </w:tcPr>
+          <w:p>
+            <w:pPr>
+              <w:rPr>
+                <w:rFonts w:ascii="Calibri" w:hAnsi="Calibri" w:cs="Calibri"/>
+              </w:rPr>
+            </w:pPr>
+            <w:r>
+              <w:rPr>
+                <w:rFonts w:ascii="Calibri" w:hAnsi="Calibri" w:cs="Calibri"/>
+              </w:rPr>
+              <w:t xml:space="preserve">Lessons Learnt </w:t>
+            </w:r>
+          </w:p>
+        </w:tc>
+        <w:tc>
+          <w:tcPr>
+            <w:tcW w:w="2083" w:type="dxa"/>
             <w:vAlign w:val="center"/>
           </w:tcPr>
           <w:p>
@@ -2408,7 +2362,7 @@
               <w:rPr>
                 <w:rFonts w:ascii="Calibri" w:hAnsi="Calibri" w:cs="Calibri"/>
               </w:rPr>
-              <w:t>23/10/2025</w:t>
+              <w:t>Completed</w:t>
             </w:r>
           </w:p>
         </w:tc>
@@ -2434,44 +2388,26 @@
         </w:tc>
         <w:tc>
           <w:tcPr>
-            <w:tcW w:w="5400" w:type="dxa"/>
-            <w:vAlign w:val="center"/>
-          </w:tcPr>
-          <w:p>
-            <w:pPr>
-              <w:rPr>
-                <w:rFonts w:ascii="Calibri" w:hAnsi="Calibri" w:cs="Calibri"/>
-              </w:rPr>
-            </w:pPr>
-            <w:r>
-              <w:rPr>
-                <w:rFonts w:ascii="Calibri" w:hAnsi="Calibri" w:cs="Calibri"/>
-              </w:rPr>
-              <w:t xml:space="preserve">Goals, Key </w:t>
-            </w:r>
-            <w:r>
-              <w:rPr>
-                <w:rFonts w:ascii="Calibri" w:hAnsi="Calibri" w:cs="Calibri"/>
-              </w:rPr>
-              <w:t>C</w:t>
-            </w:r>
-            <w:r>
-              <w:rPr>
-                <w:rFonts w:ascii="Calibri" w:hAnsi="Calibri" w:cs="Calibri"/>
-              </w:rPr>
-              <w:t>hallenge</w:t>
-            </w:r>
-            <w:r>
-              <w:rPr>
-                <w:rFonts w:ascii="Calibri" w:hAnsi="Calibri" w:cs="Calibri"/>
-              </w:rPr>
-              <w:t>s</w:t>
-            </w:r>
-          </w:p>
-        </w:tc>
-        <w:tc>
-          <w:tcPr>
-            <w:tcW w:w="1530" w:type="dxa"/>
+            <w:tcW w:w="4847" w:type="dxa"/>
+            <w:vAlign w:val="center"/>
+          </w:tcPr>
+          <w:p>
+            <w:pPr>
+              <w:rPr>
+                <w:rFonts w:ascii="Calibri" w:hAnsi="Calibri" w:cs="Calibri"/>
+              </w:rPr>
+            </w:pPr>
+            <w:r>
+              <w:rPr>
+                <w:rFonts w:ascii="Calibri" w:hAnsi="Calibri" w:cs="Calibri"/>
+              </w:rPr>
+              <w:t>Goals, Key Challenges</w:t>
+            </w:r>
+          </w:p>
+        </w:tc>
+        <w:tc>
+          <w:tcPr>
+            <w:tcW w:w="2083" w:type="dxa"/>
             <w:vAlign w:val="center"/>
           </w:tcPr>
           <w:p>
@@ -2502,7 +2438,274 @@
               <w:rPr>
                 <w:rFonts w:ascii="Calibri" w:hAnsi="Calibri" w:cs="Calibri"/>
               </w:rPr>
-              <w:t>23/10/2025</w:t>
+              <w:t>Completed</w:t>
+            </w:r>
+          </w:p>
+        </w:tc>
+      </w:tr>
+      <w:tr>
+        <w:tc>
+          <w:tcPr>
+            <w:tcW w:w="540" w:type="dxa"/>
+            <w:vAlign w:val="center"/>
+          </w:tcPr>
+          <w:p>
+            <w:pPr>
+              <w:numPr>
+                <w:ilvl w:val="0"/>
+                <w:numId w:val="19"/>
+              </w:numPr>
+              <w:ind w:left="342"/>
+              <w:rPr>
+                <w:rFonts w:ascii="Calibri" w:hAnsi="Calibri" w:cs="Calibri"/>
+              </w:rPr>
+            </w:pPr>
+          </w:p>
+        </w:tc>
+        <w:tc>
+          <w:tcPr>
+            <w:tcW w:w="4847" w:type="dxa"/>
+            <w:vAlign w:val="center"/>
+          </w:tcPr>
+          <w:p>
+            <w:pPr>
+              <w:rPr>
+                <w:rFonts w:ascii="Calibri" w:hAnsi="Calibri" w:cs="Calibri"/>
+              </w:rPr>
+            </w:pPr>
+            <w:r>
+              <w:rPr>
+                <w:rFonts w:ascii="Calibri" w:hAnsi="Calibri" w:cs="Calibri"/>
+              </w:rPr>
+              <w:t>Individual Reflective Report</w:t>
+            </w:r>
+          </w:p>
+        </w:tc>
+        <w:tc>
+          <w:tcPr>
+            <w:tcW w:w="2083" w:type="dxa"/>
+            <w:vAlign w:val="center"/>
+          </w:tcPr>
+          <w:p>
+            <w:pPr>
+              <w:rPr>
+                <w:rFonts w:ascii="Calibri" w:hAnsi="Calibri" w:cs="Calibri"/>
+              </w:rPr>
+            </w:pPr>
+            <w:r>
+              <w:rPr>
+                <w:rFonts w:ascii="Calibri" w:hAnsi="Calibri" w:cs="Calibri"/>
+              </w:rPr>
+              <w:t>All Team Members</w:t>
+            </w:r>
+          </w:p>
+        </w:tc>
+        <w:tc>
+          <w:tcPr>
+            <w:tcW w:w="2520" w:type="dxa"/>
+            <w:vAlign w:val="center"/>
+          </w:tcPr>
+          <w:p>
+            <w:pPr>
+              <w:rPr>
+                <w:rFonts w:ascii="Calibri" w:hAnsi="Calibri" w:cs="Calibri"/>
+              </w:rPr>
+            </w:pPr>
+            <w:r>
+              <w:rPr>
+                <w:rFonts w:ascii="Calibri" w:hAnsi="Calibri" w:cs="Calibri"/>
+              </w:rPr>
+              <w:t>28/</w:t>
+            </w:r>
+            <w:r>
+              <w:rPr>
+                <w:rFonts w:ascii="Calibri" w:hAnsi="Calibri" w:cs="Calibri"/>
+              </w:rPr>
+              <w:t>10</w:t>
+            </w:r>
+            <w:r>
+              <w:rPr>
+                <w:rFonts w:ascii="Calibri" w:hAnsi="Calibri" w:cs="Calibri"/>
+              </w:rPr>
+              <w:t>/2025</w:t>
+            </w:r>
+          </w:p>
+        </w:tc>
+      </w:tr>
+      <w:tr>
+        <w:tc>
+          <w:tcPr>
+            <w:tcW w:w="540" w:type="dxa"/>
+            <w:vAlign w:val="center"/>
+          </w:tcPr>
+          <w:p>
+            <w:pPr>
+              <w:numPr>
+                <w:ilvl w:val="0"/>
+                <w:numId w:val="19"/>
+              </w:numPr>
+              <w:ind w:left="342"/>
+              <w:rPr>
+                <w:rFonts w:ascii="Calibri" w:hAnsi="Calibri" w:cs="Calibri"/>
+              </w:rPr>
+            </w:pPr>
+          </w:p>
+        </w:tc>
+        <w:tc>
+          <w:tcPr>
+            <w:tcW w:w="4847" w:type="dxa"/>
+            <w:vAlign w:val="center"/>
+          </w:tcPr>
+          <w:p>
+            <w:pPr>
+              <w:rPr>
+                <w:rFonts w:ascii="Calibri" w:hAnsi="Calibri" w:cs="Calibri"/>
+              </w:rPr>
+            </w:pPr>
+            <w:r>
+              <w:rPr>
+                <w:rFonts w:ascii="Calibri" w:hAnsi="Calibri" w:cs="Calibri"/>
+              </w:rPr>
+              <w:t xml:space="preserve">Organising the Portfolio Folders </w:t>
+            </w:r>
+          </w:p>
+        </w:tc>
+        <w:tc>
+          <w:tcPr>
+            <w:tcW w:w="2083" w:type="dxa"/>
+            <w:vAlign w:val="center"/>
+          </w:tcPr>
+          <w:p>
+            <w:pPr>
+              <w:rPr>
+                <w:rFonts w:ascii="Calibri" w:hAnsi="Calibri" w:cs="Calibri"/>
+              </w:rPr>
+            </w:pPr>
+            <w:r>
+              <w:rPr>
+                <w:rFonts w:ascii="Calibri" w:hAnsi="Calibri" w:cs="Calibri"/>
+              </w:rPr>
+              <w:t>Thomas</w:t>
+            </w:r>
+          </w:p>
+        </w:tc>
+        <w:tc>
+          <w:tcPr>
+            <w:tcW w:w="2520" w:type="dxa"/>
+            <w:vAlign w:val="center"/>
+          </w:tcPr>
+          <w:p>
+            <w:pPr>
+              <w:rPr>
+                <w:rFonts w:ascii="Calibri" w:hAnsi="Calibri" w:cs="Calibri"/>
+              </w:rPr>
+            </w:pPr>
+            <w:r>
+              <w:rPr>
+                <w:rFonts w:ascii="Calibri" w:hAnsi="Calibri" w:cs="Calibri"/>
+              </w:rPr>
+              <w:t>28/</w:t>
+            </w:r>
+            <w:r>
+              <w:rPr>
+                <w:rFonts w:ascii="Calibri" w:hAnsi="Calibri" w:cs="Calibri"/>
+              </w:rPr>
+              <w:t>10</w:t>
+            </w:r>
+            <w:r>
+              <w:rPr>
+                <w:rFonts w:ascii="Calibri" w:hAnsi="Calibri" w:cs="Calibri"/>
+              </w:rPr>
+              <w:t>/2025</w:t>
+            </w:r>
+          </w:p>
+        </w:tc>
+      </w:tr>
+      <w:tr>
+        <w:tc>
+          <w:tcPr>
+            <w:tcW w:w="540" w:type="dxa"/>
+            <w:vAlign w:val="center"/>
+          </w:tcPr>
+          <w:p>
+            <w:pPr>
+              <w:numPr>
+                <w:ilvl w:val="0"/>
+                <w:numId w:val="19"/>
+              </w:numPr>
+              <w:ind w:left="342"/>
+              <w:rPr>
+                <w:rFonts w:ascii="Calibri" w:hAnsi="Calibri" w:cs="Calibri"/>
+              </w:rPr>
+            </w:pPr>
+          </w:p>
+        </w:tc>
+        <w:tc>
+          <w:tcPr>
+            <w:tcW w:w="4847" w:type="dxa"/>
+            <w:vAlign w:val="center"/>
+          </w:tcPr>
+          <w:p>
+            <w:pPr>
+              <w:rPr>
+                <w:rFonts w:ascii="Calibri" w:hAnsi="Calibri" w:cs="Calibri"/>
+              </w:rPr>
+            </w:pPr>
+            <w:r>
+              <w:rPr>
+                <w:rFonts w:ascii="Calibri" w:hAnsi="Calibri" w:cs="Calibri"/>
+              </w:rPr>
+              <w:t>Final Poster</w:t>
+            </w:r>
+          </w:p>
+        </w:tc>
+        <w:tc>
+          <w:tcPr>
+            <w:tcW w:w="2083" w:type="dxa"/>
+            <w:vAlign w:val="center"/>
+          </w:tcPr>
+          <w:p>
+            <w:pPr>
+              <w:rPr>
+                <w:rFonts w:ascii="Calibri" w:hAnsi="Calibri" w:cs="Calibri"/>
+              </w:rPr>
+            </w:pPr>
+            <w:r>
+              <w:rPr>
+                <w:rFonts w:ascii="Calibri" w:hAnsi="Calibri" w:cs="Calibri"/>
+              </w:rPr>
+              <w:t>All Team Members</w:t>
+            </w:r>
+          </w:p>
+        </w:tc>
+        <w:tc>
+          <w:tcPr>
+            <w:tcW w:w="2520" w:type="dxa"/>
+            <w:vAlign w:val="center"/>
+          </w:tcPr>
+          <w:p>
+            <w:pPr>
+              <w:rPr>
+                <w:rFonts w:ascii="Calibri" w:hAnsi="Calibri" w:cs="Calibri"/>
+              </w:rPr>
+            </w:pPr>
+            <w:r>
+              <w:rPr>
+                <w:rFonts w:ascii="Calibri" w:hAnsi="Calibri" w:cs="Calibri"/>
+              </w:rPr>
+              <w:t>28/</w:t>
+            </w:r>
+            <w:r>
+              <w:rPr>
+                <w:rFonts w:ascii="Calibri" w:hAnsi="Calibri" w:cs="Calibri"/>
+              </w:rPr>
+              <w:t>10</w:t>
+            </w:r>
+            <w:r>
+              <w:rPr>
+                <w:rFonts w:ascii="Calibri" w:hAnsi="Calibri" w:cs="Calibri"/>
+              </w:rPr>
+              <w:t>/2025</w:t>
             </w:r>
           </w:p>
         </w:tc>
@@ -2918,6 +3121,7 @@
               <w:rPr>
                 <w:rFonts w:ascii="Calibri" w:hAnsi="Calibri" w:cs="Calibri"/>
               </w:rPr>
+              <w:lastRenderedPageBreak/>
               <w:t xml:space="preserve">QA should only </w:t>
             </w:r>
             <w:r>
@@ -2966,24 +3170,14 @@
             <w:pPr>
               <w:rPr>
                 <w:rFonts w:ascii="Calibri" w:hAnsi="Calibri" w:cs="Calibri"/>
+              </w:rPr>
+            </w:pPr>
+            <w:r>
+              <w:rPr>
+                <w:rFonts w:ascii="Calibri" w:hAnsi="Calibri" w:cs="Calibri"/>
                 <w:b/>
                 <w:bCs/>
               </w:rPr>
-            </w:pPr>
-          </w:p>
-          <w:p>
-            <w:pPr>
-              <w:rPr>
-                <w:rFonts w:ascii="Calibri" w:hAnsi="Calibri" w:cs="Calibri"/>
-              </w:rPr>
-            </w:pPr>
-            <w:r>
-              <w:rPr>
-                <w:rFonts w:ascii="Calibri" w:hAnsi="Calibri" w:cs="Calibri"/>
-                <w:b/>
-                <w:bCs/>
-              </w:rPr>
-              <w:lastRenderedPageBreak/>
               <w:t>Artefacts</w:t>
             </w:r>
             <w:r>
@@ -3198,7 +3392,7 @@
               <w:rPr>
                 <w:rFonts w:ascii="Calibri" w:hAnsi="Calibri" w:cs="Calibri"/>
               </w:rPr>
-              <w:t>abels for the Figures</w:t>
+              <w:t>abels for the Figure</w:t>
             </w:r>
           </w:p>
         </w:tc>
@@ -3280,6 +3474,39 @@
                 <w:rFonts w:ascii="Calibri" w:hAnsi="Calibri" w:cs="Calibri"/>
               </w:rPr>
               <w:t xml:space="preserve">ayout. </w:t>
+            </w:r>
+          </w:p>
+          <w:p>
+            <w:pPr>
+              <w:rPr>
+                <w:rFonts w:ascii="Calibri" w:hAnsi="Calibri" w:cs="Calibri"/>
+                <w:b/>
+                <w:bCs/>
+              </w:rPr>
+            </w:pPr>
+            <w:r>
+              <w:rPr>
+                <w:rFonts w:ascii="Calibri" w:hAnsi="Calibri" w:cs="Calibri"/>
+                <w:b/>
+                <w:bCs/>
+              </w:rPr>
+              <w:t xml:space="preserve">Planned date for </w:t>
+            </w:r>
+            <w:r>
+              <w:rPr>
+                <w:rFonts w:ascii="Calibri" w:hAnsi="Calibri" w:cs="Calibri"/>
+                <w:b/>
+                <w:bCs/>
+              </w:rPr>
+              <w:t>printing Final Poster: Monday NOV 3</w:t>
+            </w:r>
+            <w:r>
+              <w:rPr>
+                <w:rFonts w:ascii="Calibri" w:hAnsi="Calibri" w:cs="Calibri"/>
+                <w:b/>
+                <w:bCs/>
+              </w:rPr>
+              <w:t xml:space="preserve"> </w:t>
             </w:r>
           </w:p>
         </w:tc>
@@ -3467,7 +3694,7 @@
         <w:tc>
           <w:tcPr>
             <w:tcW w:w="540" w:type="dxa"/>
-            <w:shd w:val="clear" w:color="auto" w:fill="D9D9D9"/>
+            <w:shd w:val="clear" w:color="auto" w:fill="D9D9D9" w:themeFill="background1" w:themeFillShade="D9"/>
           </w:tcPr>
           <w:p>
             <w:pPr>
@@ -3488,7 +3715,7 @@
         <w:tc>
           <w:tcPr>
             <w:tcW w:w="5400" w:type="dxa"/>
-            <w:shd w:val="clear" w:color="auto" w:fill="D9D9D9"/>
+            <w:shd w:val="clear" w:color="auto" w:fill="D9D9D9" w:themeFill="background1" w:themeFillShade="D9"/>
           </w:tcPr>
           <w:p>
             <w:pPr>
@@ -3509,7 +3736,7 @@
         <w:tc>
           <w:tcPr>
             <w:tcW w:w="2140" w:type="dxa"/>
-            <w:shd w:val="clear" w:color="auto" w:fill="D9D9D9"/>
+            <w:shd w:val="clear" w:color="auto" w:fill="D9D9D9" w:themeFill="background1" w:themeFillShade="D9"/>
           </w:tcPr>
           <w:p>
             <w:pPr>
@@ -3530,7 +3757,7 @@
         <w:tc>
           <w:tcPr>
             <w:tcW w:w="1910" w:type="dxa"/>
-            <w:shd w:val="clear" w:color="auto" w:fill="D9D9D9"/>
+            <w:shd w:val="clear" w:color="auto" w:fill="D9D9D9" w:themeFill="background1" w:themeFillShade="D9"/>
           </w:tcPr>
           <w:p>
             <w:pPr>
@@ -3617,6 +3844,12 @@
                 <w:rFonts w:ascii="Calibri" w:hAnsi="Calibri" w:cs="Calibri"/>
               </w:rPr>
             </w:pPr>
+            <w:r>
+              <w:rPr>
+                <w:rFonts w:ascii="Calibri" w:hAnsi="Calibri" w:cs="Calibri"/>
+              </w:rPr>
+              <w:t>31/10/2025</w:t>
+            </w:r>
           </w:p>
         </w:tc>
       </w:tr>
@@ -3688,6 +3921,12 @@
                 <w:rFonts w:ascii="Calibri" w:hAnsi="Calibri" w:cs="Calibri"/>
               </w:rPr>
             </w:pPr>
+            <w:r>
+              <w:rPr>
+                <w:rFonts w:ascii="Calibri" w:hAnsi="Calibri" w:cs="Calibri"/>
+              </w:rPr>
+              <w:t>31/10/2025</w:t>
+            </w:r>
           </w:p>
         </w:tc>
       </w:tr>
@@ -3750,7 +3989,7 @@
               <w:rPr>
                 <w:rFonts w:ascii="Calibri" w:hAnsi="Calibri" w:cs="Calibri"/>
               </w:rPr>
-              <w:t xml:space="preserve">Charmi, </w:t>
+              <w:t xml:space="preserve">All team Members </w:t>
             </w:r>
           </w:p>
         </w:tc>
@@ -3765,6 +4004,12 @@
                 <w:rFonts w:ascii="Calibri" w:hAnsi="Calibri" w:cs="Calibri"/>
               </w:rPr>
             </w:pPr>
+            <w:r>
+              <w:rPr>
+                <w:rFonts w:ascii="Calibri" w:hAnsi="Calibri" w:cs="Calibri"/>
+              </w:rPr>
+              <w:t>31/10/2025</w:t>
+            </w:r>
           </w:p>
         </w:tc>
       </w:tr>
@@ -3798,6 +4043,12 @@
                 <w:rFonts w:ascii="Calibri" w:hAnsi="Calibri" w:cs="Calibri"/>
               </w:rPr>
             </w:pPr>
+            <w:r>
+              <w:rPr>
+                <w:rFonts w:ascii="Calibri" w:hAnsi="Calibri" w:cs="Calibri"/>
+              </w:rPr>
+              <w:t>Individual Reflective Report</w:t>
+            </w:r>
           </w:p>
         </w:tc>
         <w:tc>
@@ -3811,6 +4062,12 @@
                 <w:rFonts w:ascii="Calibri" w:hAnsi="Calibri" w:cs="Calibri"/>
               </w:rPr>
             </w:pPr>
+            <w:r>
+              <w:rPr>
+                <w:rFonts w:ascii="Calibri" w:hAnsi="Calibri" w:cs="Calibri"/>
+              </w:rPr>
+              <w:t>All Team Members</w:t>
+            </w:r>
           </w:p>
         </w:tc>
         <w:tc>
@@ -3824,6 +4081,24 @@
                 <w:rFonts w:ascii="Calibri" w:hAnsi="Calibri" w:cs="Calibri"/>
               </w:rPr>
             </w:pPr>
+            <w:r>
+              <w:rPr>
+                <w:rFonts w:ascii="Calibri" w:hAnsi="Calibri" w:cs="Calibri"/>
+              </w:rPr>
+              <w:t>28/</w:t>
+            </w:r>
+            <w:r>
+              <w:rPr>
+                <w:rFonts w:ascii="Calibri" w:hAnsi="Calibri" w:cs="Calibri"/>
+              </w:rPr>
+              <w:t>10</w:t>
+            </w:r>
+            <w:r>
+              <w:rPr>
+                <w:rFonts w:ascii="Calibri" w:hAnsi="Calibri" w:cs="Calibri"/>
+              </w:rPr>
+              <w:t>/2025</w:t>
+            </w:r>
           </w:p>
         </w:tc>
       </w:tr>
@@ -3857,6 +4132,12 @@
                 <w:rFonts w:ascii="Calibri" w:hAnsi="Calibri" w:cs="Calibri"/>
               </w:rPr>
             </w:pPr>
+            <w:r>
+              <w:rPr>
+                <w:rFonts w:ascii="Calibri" w:hAnsi="Calibri" w:cs="Calibri"/>
+              </w:rPr>
+              <w:t xml:space="preserve">Organising the Portfolio Folders </w:t>
+            </w:r>
           </w:p>
         </w:tc>
         <w:tc>
@@ -3870,6 +4151,12 @@
                 <w:rFonts w:ascii="Calibri" w:hAnsi="Calibri" w:cs="Calibri"/>
               </w:rPr>
             </w:pPr>
+            <w:r>
+              <w:rPr>
+                <w:rFonts w:ascii="Calibri" w:hAnsi="Calibri" w:cs="Calibri"/>
+              </w:rPr>
+              <w:t>Thomas</w:t>
+            </w:r>
           </w:p>
         </w:tc>
         <w:tc>
@@ -3883,6 +4170,24 @@
                 <w:rFonts w:ascii="Calibri" w:hAnsi="Calibri" w:cs="Calibri"/>
               </w:rPr>
             </w:pPr>
+            <w:r>
+              <w:rPr>
+                <w:rFonts w:ascii="Calibri" w:hAnsi="Calibri" w:cs="Calibri"/>
+              </w:rPr>
+              <w:t>28/</w:t>
+            </w:r>
+            <w:r>
+              <w:rPr>
+                <w:rFonts w:ascii="Calibri" w:hAnsi="Calibri" w:cs="Calibri"/>
+              </w:rPr>
+              <w:t>10</w:t>
+            </w:r>
+            <w:r>
+              <w:rPr>
+                <w:rFonts w:ascii="Calibri" w:hAnsi="Calibri" w:cs="Calibri"/>
+              </w:rPr>
+              <w:t>/2025</w:t>
+            </w:r>
           </w:p>
         </w:tc>
       </w:tr>
@@ -3920,7 +4225,7 @@
               <w:rPr>
                 <w:rFonts w:ascii="Calibri" w:hAnsi="Calibri" w:cs="Calibri"/>
               </w:rPr>
-              <w:t xml:space="preserve">Portfolio: Rearranging </w:t>
+              <w:t>Final Poster</w:t>
             </w:r>
           </w:p>
         </w:tc>
@@ -3939,7 +4244,7 @@
               <w:rPr>
                 <w:rFonts w:ascii="Calibri" w:hAnsi="Calibri" w:cs="Calibri"/>
               </w:rPr>
-              <w:t>Thomas</w:t>
+              <w:t>All Team Members</w:t>
             </w:r>
           </w:p>
         </w:tc>
@@ -3954,69 +4259,29 @@
                 <w:rFonts w:ascii="Calibri" w:hAnsi="Calibri" w:cs="Calibri"/>
               </w:rPr>
             </w:pPr>
-          </w:p>
-        </w:tc>
-      </w:tr>
-      <w:tr>
-        <w:tc>
-          <w:tcPr>
-            <w:tcW w:w="540" w:type="dxa"/>
-            <w:vAlign w:val="center"/>
-          </w:tcPr>
-          <w:p>
-            <w:pPr>
-              <w:numPr>
-                <w:ilvl w:val="0"/>
-                <w:numId w:val="20"/>
-              </w:numPr>
-              <w:ind w:left="342"/>
-              <w:rPr>
-                <w:rFonts w:ascii="Calibri" w:hAnsi="Calibri" w:cs="Calibri"/>
-              </w:rPr>
-            </w:pPr>
-          </w:p>
-        </w:tc>
-        <w:tc>
-          <w:tcPr>
-            <w:tcW w:w="5400" w:type="dxa"/>
-            <w:vAlign w:val="center"/>
-          </w:tcPr>
-          <w:p>
-            <w:pPr>
-              <w:rPr>
-                <w:rFonts w:ascii="Calibri" w:hAnsi="Calibri" w:cs="Calibri"/>
-              </w:rPr>
-            </w:pPr>
-          </w:p>
-        </w:tc>
-        <w:tc>
-          <w:tcPr>
-            <w:tcW w:w="2140" w:type="dxa"/>
-            <w:vAlign w:val="center"/>
-          </w:tcPr>
-          <w:p>
-            <w:pPr>
-              <w:rPr>
-                <w:rFonts w:ascii="Calibri" w:hAnsi="Calibri" w:cs="Calibri"/>
-              </w:rPr>
-            </w:pPr>
-          </w:p>
-        </w:tc>
-        <w:tc>
-          <w:tcPr>
-            <w:tcW w:w="1910" w:type="dxa"/>
-            <w:vAlign w:val="center"/>
-          </w:tcPr>
-          <w:p>
-            <w:pPr>
-              <w:rPr>
-                <w:rFonts w:ascii="Calibri" w:hAnsi="Calibri" w:cs="Calibri"/>
-              </w:rPr>
-            </w:pPr>
+            <w:r>
+              <w:rPr>
+                <w:rFonts w:ascii="Calibri" w:hAnsi="Calibri" w:cs="Calibri"/>
+              </w:rPr>
+              <w:t>28/</w:t>
+            </w:r>
+            <w:r>
+              <w:rPr>
+                <w:rFonts w:ascii="Calibri" w:hAnsi="Calibri" w:cs="Calibri"/>
+              </w:rPr>
+              <w:t>10</w:t>
+            </w:r>
+            <w:r>
+              <w:rPr>
+                <w:rFonts w:ascii="Calibri" w:hAnsi="Calibri" w:cs="Calibri"/>
+              </w:rPr>
+              <w:t>/2025</w:t>
+            </w:r>
           </w:p>
         </w:tc>
       </w:tr>
     </w:tbl>
+    <w:p/>
     <w:p>
       <w:pPr>
         <w:rPr>
@@ -4296,65 +4561,8 @@
           </w:p>
         </w:tc>
       </w:tr>
-      <w:tr>
-        <w:tc>
-          <w:tcPr>
-            <w:tcW w:w="9990" w:type="dxa"/>
-            <w:gridSpan w:val="3"/>
-            <w:vAlign w:val="center"/>
-          </w:tcPr>
-          <w:p>
-            <w:pPr>
-              <w:rPr>
-                <w:rFonts w:ascii="Calibri" w:hAnsi="Calibri" w:cs="Calibri"/>
-                <w:i/>
-              </w:rPr>
-            </w:pPr>
-            <w:r>
-              <w:rPr>
-                <w:rFonts w:ascii="Calibri" w:hAnsi="Calibri" w:cs="Calibri"/>
-                <w:i/>
-              </w:rPr>
-              <w:t>Action Items to be discussed in the next meeting:</w:t>
-            </w:r>
-          </w:p>
-        </w:tc>
-      </w:tr>
-      <w:tr>
-        <w:tc>
-          <w:tcPr>
-            <w:tcW w:w="540" w:type="dxa"/>
-            <w:vAlign w:val="center"/>
-          </w:tcPr>
-          <w:p>
-            <w:pPr>
-              <w:numPr>
-                <w:ilvl w:val="0"/>
-                <w:numId w:val="17"/>
-              </w:numPr>
-              <w:ind w:left="245" w:hanging="202"/>
-              <w:rPr>
-                <w:rFonts w:ascii="Calibri" w:hAnsi="Calibri" w:cs="Calibri"/>
-              </w:rPr>
-            </w:pPr>
-          </w:p>
-        </w:tc>
-        <w:tc>
-          <w:tcPr>
-            <w:tcW w:w="9450" w:type="dxa"/>
-            <w:gridSpan w:val="2"/>
-            <w:vAlign w:val="center"/>
-          </w:tcPr>
-          <w:p>
-            <w:pPr>
-              <w:rPr>
-                <w:rFonts w:ascii="Calibri" w:hAnsi="Calibri" w:cs="Calibri"/>
-              </w:rPr>
-            </w:pPr>
-          </w:p>
-        </w:tc>
-      </w:tr>
     </w:tbl>
+    <w:p/>
     <w:p>
       <w:pPr>
         <w:rPr>

--- a/03-Communication-and-Teamwork/Meetings/Minutes/Team-Meetings/Meeting Minutes 2025-10-16 (Team).docx
+++ b/03-Communication-and-Teamwork/Meetings/Minutes/Team-Meetings/Meeting Minutes 2025-10-16 (Team).docx
@@ -467,7 +467,14 @@
                 <w:rFonts w:ascii="Calibri" w:hAnsi="Calibri" w:cs="Calibri"/>
                 <w:bCs/>
               </w:rPr>
-              <w:t>1.0</w:t>
+              <w:t>1.</w:t>
+            </w:r>
+            <w:r>
+              <w:rPr>
+                <w:rFonts w:ascii="Calibri" w:hAnsi="Calibri" w:cs="Calibri"/>
+                <w:bCs/>
+              </w:rPr>
+              <w:t>1</w:t>
             </w:r>
           </w:p>
         </w:tc>
@@ -2104,14 +2111,12 @@
                 <w:rFonts w:ascii="Calibri" w:hAnsi="Calibri" w:cs="Calibri"/>
               </w:rPr>
             </w:pPr>
-            <w:proofErr w:type="spellStart"/>
             <w:r>
               <w:rPr>
                 <w:rFonts w:ascii="Calibri" w:hAnsi="Calibri" w:cs="Calibri"/>
               </w:rPr>
               <w:t>Zaf</w:t>
             </w:r>
-            <w:proofErr w:type="spellEnd"/>
           </w:p>
         </w:tc>
         <w:tc>
@@ -3163,7 +3168,19 @@
               <w:rPr>
                 <w:rFonts w:ascii="Calibri" w:hAnsi="Calibri" w:cs="Calibri"/>
               </w:rPr>
-              <w:t>Just talk about the key challenges briefly (No need to explain deeply)</w:t>
+              <w:t>Just talk about the key challenges briefly (</w:t>
+            </w:r>
+            <w:r>
+              <w:rPr>
+                <w:rFonts w:ascii="Calibri" w:hAnsi="Calibri" w:cs="Calibri"/>
+              </w:rPr>
+              <w:t>n</w:t>
+            </w:r>
+            <w:r>
+              <w:rPr>
+                <w:rFonts w:ascii="Calibri" w:hAnsi="Calibri" w:cs="Calibri"/>
+              </w:rPr>
+              <w:t>o need to explain deeply)</w:t>
             </w:r>
           </w:p>
           <w:p>
@@ -3498,7 +3515,15 @@
                 <w:b/>
                 <w:bCs/>
               </w:rPr>
-              <w:t>printing Final Poster: Monday NOV 3</w:t>
+              <w:t xml:space="preserve">printing Final Poster: </w:t>
+            </w:r>
+            <w:r>
+              <w:rPr>
+                <w:rFonts w:ascii="Calibri" w:hAnsi="Calibri" w:cs="Calibri"/>
+                <w:b/>
+                <w:bCs/>
+              </w:rPr>
+              <w:t>03/11/2025</w:t>
             </w:r>
             <w:r>
               <w:rPr>
@@ -4324,6 +4349,9 @@
         <w:gridCol w:w="5580"/>
       </w:tblGrid>
       <w:tr>
+        <w:trPr>
+          <w:trHeight w:val="215"/>
+        </w:trPr>
         <w:tc>
           <w:tcPr>
             <w:tcW w:w="4410" w:type="dxa"/>
@@ -4354,79 +4382,65 @@
             <w:r>
               <w:rPr>
                 <w:rFonts w:ascii="Calibri" w:hAnsi="Calibri" w:cs="Calibri"/>
+                <w:bCs/>
+              </w:rPr>
+              <w:t>28</w:t>
+            </w:r>
+            <w:r>
+              <w:rPr>
+                <w:rFonts w:ascii="Calibri" w:hAnsi="Calibri" w:cs="Calibri"/>
+                <w:bCs/>
+              </w:rPr>
+              <w:t>/10/</w:t>
+            </w:r>
+            <w:r>
+              <w:rPr>
+                <w:rFonts w:ascii="Calibri" w:hAnsi="Calibri" w:cs="Calibri"/>
+                <w:bCs/>
+              </w:rPr>
+              <w:t>2025</w:t>
+            </w:r>
+          </w:p>
+        </w:tc>
+        <w:tc>
+          <w:tcPr>
+            <w:tcW w:w="5580" w:type="dxa"/>
+            <w:vAlign w:val="center"/>
+          </w:tcPr>
+          <w:p>
+            <w:pPr>
+              <w:rPr>
+                <w:rFonts w:ascii="Calibri" w:hAnsi="Calibri" w:cs="Calibri"/>
+              </w:rPr>
+            </w:pPr>
+            <w:r>
+              <w:rPr>
+                <w:rFonts w:ascii="Calibri" w:hAnsi="Calibri" w:cs="Calibri"/>
                 <w:b/>
               </w:rPr>
-              <w:t>28</w:t>
+              <w:t>Time</w:t>
             </w:r>
             <w:r>
               <w:rPr>
                 <w:rFonts w:ascii="Calibri" w:hAnsi="Calibri" w:cs="Calibri"/>
                 <w:b/>
               </w:rPr>
-              <w:t xml:space="preserve"> </w:t>
-            </w:r>
-            <w:r>
-              <w:rPr>
-                <w:rFonts w:ascii="Calibri" w:hAnsi="Calibri" w:cs="Calibri"/>
-                <w:b/>
-              </w:rPr>
-              <w:t>Oct</w:t>
-            </w:r>
-            <w:r>
-              <w:rPr>
-                <w:rFonts w:ascii="Calibri" w:hAnsi="Calibri" w:cs="Calibri"/>
-                <w:b/>
-              </w:rPr>
-              <w:t xml:space="preserve"> 2025</w:t>
-            </w:r>
-          </w:p>
-        </w:tc>
-        <w:tc>
-          <w:tcPr>
-            <w:tcW w:w="5580" w:type="dxa"/>
-            <w:vAlign w:val="center"/>
-          </w:tcPr>
-          <w:p>
-            <w:pPr>
-              <w:rPr>
-                <w:rFonts w:ascii="Calibri" w:hAnsi="Calibri" w:cs="Calibri"/>
-              </w:rPr>
-            </w:pPr>
-            <w:r>
-              <w:rPr>
-                <w:rFonts w:ascii="Calibri" w:hAnsi="Calibri" w:cs="Calibri"/>
-                <w:b/>
-              </w:rPr>
-              <w:t>Time</w:t>
-            </w:r>
-            <w:r>
-              <w:rPr>
-                <w:rFonts w:ascii="Calibri" w:hAnsi="Calibri" w:cs="Calibri"/>
-                <w:b/>
-              </w:rPr>
               <w:t xml:space="preserve">: </w:t>
             </w:r>
             <w:r>
               <w:rPr>
                 <w:rFonts w:ascii="Calibri" w:hAnsi="Calibri" w:cs="Calibri"/>
-                <w:b/>
-              </w:rPr>
-              <w:t xml:space="preserve">5 PM </w:t>
-            </w:r>
-            <w:r>
-              <w:rPr>
-                <w:rFonts w:ascii="Calibri" w:hAnsi="Calibri" w:cs="Calibri"/>
-                <w:b/>
-              </w:rPr>
-              <w:t xml:space="preserve"> </w:t>
-            </w:r>
-          </w:p>
-          <w:p>
-            <w:pPr>
-              <w:rPr>
-                <w:rFonts w:ascii="Calibri" w:hAnsi="Calibri" w:cs="Calibri"/>
-              </w:rPr>
-            </w:pPr>
+                <w:bCs/>
+              </w:rPr>
+              <w:t>5</w:t>
+            </w:r>
+            <w:r>
+              <w:rPr>
+                <w:rFonts w:ascii="Calibri" w:hAnsi="Calibri" w:cs="Calibri"/>
+                <w:bCs/>
+              </w:rPr>
+              <w:t>:00pm</w:t>
+            </w:r>
           </w:p>
         </w:tc>
       </w:tr>
@@ -4562,7 +4576,6 @@
         </w:tc>
       </w:tr>
     </w:tbl>
-    <w:p/>
     <w:p>
       <w:pPr>
         <w:rPr>
